--- a/downloads/teacher/05 Materials/Unit 03/Slides/Slides 03.08 - Stress Management Toolkit.docx
+++ b/downloads/teacher/05 Materials/Unit 03/Slides/Slides 03.08 - Stress Management Toolkit.docx
@@ -17,7 +17,7 @@
         <w:pStyle w:val="FirstParagraph"/>
       </w:pPr>
       <w:r>
-        <w:t xml:space="preserve">Slide outline for Lesson 3.8. Twelve slides. Slides 4 to 9 are one per tool, each with the steps as numbered pictures and the time; the timer runs on the slide. Sal picks the instrumental track for slide 7 (no lyrics). The tool names should match the health teacher’s if health teaches the same ones.</w:t>
+        <w:t xml:space="preserve">Slide outline for Lesson 3.8. Twelve slides. Slides 4 to 9 are one per tool, each with the steps as numbered pictures and the time; the timer runs on the slide. I pick the instrumental track for slide 7 (no lyrics). The tool names should match the health teacher’s if health teaches the same ones.</w:t>
       </w:r>
     </w:p>
     <w:p>
@@ -357,138 +357,129 @@
       <w:r>
         <w:t xml:space="preserve">The loop</w:t>
       </w:r>
+    </w:p>
+    <w:p>
+      <w:pPr>
+        <w:numPr>
+          <w:ilvl w:val="0"/>
+          <w:numId w:val="1009"/>
+        </w:numPr>
+        <w:pStyle w:val="Compact"/>
+      </w:pPr>
+      <w:r>
+        <w:t xml:space="preserve">No phone</w:t>
+      </w:r>
+    </w:p>
+    <w:p>
+      <w:pPr>
+        <w:numPr>
+          <w:ilvl w:val="0"/>
+          <w:numId w:val="1009"/>
+        </w:numPr>
+        <w:pStyle w:val="Compact"/>
+      </w:pPr>
+      <w:r>
+        <w:t xml:space="preserve">No talking</w:t>
+      </w:r>
+    </w:p>
+    <w:p>
+      <w:pPr>
+        <w:numPr>
+          <w:ilvl w:val="0"/>
+          <w:numId w:val="1009"/>
+        </w:numPr>
+        <w:pStyle w:val="Compact"/>
+      </w:pPr>
+      <w:r>
+        <w:t xml:space="preserve">Notice your feet. 2 minutes</w:t>
+      </w:r>
       <w:r>
         <w:t xml:space="preserve"> </w:t>
       </w:r>
       <w:r>
-        <w:rPr>
-          <w:rStyle w:val="TeacherNote"/>
-        </w:rPr>
-        <w:t xml:space="preserve">[Sal: the taped loop in the room, or the agreed hallway loop]</w:t>
-      </w:r>
-    </w:p>
-    <w:p>
-      <w:pPr>
-        <w:numPr>
-          <w:ilvl w:val="0"/>
-          <w:numId w:val="1009"/>
-        </w:numPr>
-        <w:pStyle w:val="Compact"/>
-      </w:pPr>
-      <w:r>
-        <w:t xml:space="preserve">No phone</w:t>
-      </w:r>
-    </w:p>
-    <w:p>
-      <w:pPr>
-        <w:numPr>
-          <w:ilvl w:val="0"/>
-          <w:numId w:val="1009"/>
-        </w:numPr>
-        <w:pStyle w:val="Compact"/>
-      </w:pPr>
-      <w:r>
-        <w:t xml:space="preserve">No talking</w:t>
-      </w:r>
-    </w:p>
-    <w:p>
-      <w:pPr>
-        <w:numPr>
-          <w:ilvl w:val="0"/>
-          <w:numId w:val="1009"/>
-        </w:numPr>
-        <w:pStyle w:val="Compact"/>
-      </w:pPr>
-      <w:r>
-        <w:t xml:space="preserve">Notice your feet. 2 minutes</w:t>
+        <w:t xml:space="preserve">Image: a loop of footprints around a rectangle.</w:t>
       </w:r>
       <w:r>
         <w:t xml:space="preserve"> </w:t>
       </w:r>
       <w:r>
-        <w:t xml:space="preserve">Image: a loop of footprints around a rectangle.</w:t>
+        <w:t xml:space="preserve">Notes: A student who cannot walk the loop does a seated stretch: shoulders up, hold, drop; repeat.</w:t>
+      </w:r>
+    </w:p>
+    <w:p>
+      <w:pPr>
+        <w:pStyle w:val="Heading2"/>
+      </w:pPr>
+      <w:bookmarkStart w:id="26" w:name="X6502f92594695df41e5f788096e34001ea01c12"/>
+      <w:r>
+        <w:t xml:space="preserve">Slide 6: Tool 3: Brain dump (a pencil and a pile)</w:t>
+      </w:r>
+      <w:bookmarkEnd w:id="26"/>
+    </w:p>
+    <w:p>
+      <w:pPr>
+        <w:numPr>
+          <w:ilvl w:val="0"/>
+          <w:numId w:val="1010"/>
+        </w:numPr>
+        <w:pStyle w:val="Compact"/>
+      </w:pPr>
+      <w:r>
+        <w:t xml:space="preserve">Write everything in your head onto the scrap sheet</w:t>
+      </w:r>
+    </w:p>
+    <w:p>
+      <w:pPr>
+        <w:numPr>
+          <w:ilvl w:val="0"/>
+          <w:numId w:val="1010"/>
+        </w:numPr>
+        <w:pStyle w:val="Compact"/>
+      </w:pPr>
+      <w:r>
+        <w:t xml:space="preserve">No order. No sentences. A list, a scribble, whatever</w:t>
+      </w:r>
+    </w:p>
+    <w:p>
+      <w:pPr>
+        <w:numPr>
+          <w:ilvl w:val="0"/>
+          <w:numId w:val="1010"/>
+        </w:numPr>
+        <w:pStyle w:val="Compact"/>
+      </w:pPr>
+      <w:r>
+        <w:t xml:space="preserve">2 minutes</w:t>
+      </w:r>
+    </w:p>
+    <w:p>
+      <w:pPr>
+        <w:numPr>
+          <w:ilvl w:val="0"/>
+          <w:numId w:val="1010"/>
+        </w:numPr>
+        <w:pStyle w:val="Compact"/>
+      </w:pPr>
+      <w:r>
+        <w:t xml:space="preserve">Then fold it. Keep it, or put it in the shred box. Nobody reads it</w:t>
       </w:r>
       <w:r>
         <w:t xml:space="preserve"> </w:t>
       </w:r>
       <w:r>
-        <w:t xml:space="preserve">Notes: A student who cannot walk the loop does a seated stretch: shoulders up, hold, drop; repeat.</w:t>
+        <w:t xml:space="preserve">Image: a sheet with a jumble of short words and arrows.</w:t>
+      </w:r>
+      <w:r>
+        <w:t xml:space="preserve"> </w:t>
+      </w:r>
+      <w:r>
+        <w:t xml:space="preserve">Notes: The list does not fix anything on it. Ask afterward why the number might still drop.</w:t>
       </w:r>
     </w:p>
     <w:p>
       <w:pPr>
         <w:pStyle w:val="Heading2"/>
       </w:pPr>
-      <w:bookmarkStart w:id="26" w:name="X6502f92594695df41e5f788096e34001ea01c12"/>
-      <w:r>
-        <w:t xml:space="preserve">Slide 6: Tool 3: Brain dump (a pencil and a pile)</w:t>
-      </w:r>
-      <w:bookmarkEnd w:id="26"/>
-    </w:p>
-    <w:p>
-      <w:pPr>
-        <w:numPr>
-          <w:ilvl w:val="0"/>
-          <w:numId w:val="1010"/>
-        </w:numPr>
-        <w:pStyle w:val="Compact"/>
-      </w:pPr>
-      <w:r>
-        <w:t xml:space="preserve">Write everything in your head onto the scrap sheet</w:t>
-      </w:r>
-    </w:p>
-    <w:p>
-      <w:pPr>
-        <w:numPr>
-          <w:ilvl w:val="0"/>
-          <w:numId w:val="1010"/>
-        </w:numPr>
-        <w:pStyle w:val="Compact"/>
-      </w:pPr>
-      <w:r>
-        <w:t xml:space="preserve">No order. No sentences. A list, a scribble, whatever</w:t>
-      </w:r>
-    </w:p>
-    <w:p>
-      <w:pPr>
-        <w:numPr>
-          <w:ilvl w:val="0"/>
-          <w:numId w:val="1010"/>
-        </w:numPr>
-        <w:pStyle w:val="Compact"/>
-      </w:pPr>
-      <w:r>
-        <w:t xml:space="preserve">2 minutes</w:t>
-      </w:r>
-    </w:p>
-    <w:p>
-      <w:pPr>
-        <w:numPr>
-          <w:ilvl w:val="0"/>
-          <w:numId w:val="1010"/>
-        </w:numPr>
-        <w:pStyle w:val="Compact"/>
-      </w:pPr>
-      <w:r>
-        <w:t xml:space="preserve">Then fold it. Keep it, or put it in the shred box. Nobody reads it</w:t>
-      </w:r>
-      <w:r>
-        <w:t xml:space="preserve"> </w:t>
-      </w:r>
-      <w:r>
-        <w:t xml:space="preserve">Image: a sheet with a jumble of short words and arrows.</w:t>
-      </w:r>
-      <w:r>
-        <w:t xml:space="preserve"> </w:t>
-      </w:r>
-      <w:r>
-        <w:t xml:space="preserve">Notes: The list does not fix anything on it. Ask afterward why the number might still drop.</w:t>
-      </w:r>
-    </w:p>
-    <w:p>
-      <w:pPr>
-        <w:pStyle w:val="Heading2"/>
-      </w:pPr>
       <w:bookmarkStart w:id="27" w:name="X969f5b84515a67d3a2e2f12c7e2893459b0f1ed"/>
       <w:r>
         <w:t xml:space="preserve">Slide 7: Tool 4: Music or movement break (a note)</w:t>
@@ -505,15 +496,6 @@
       </w:pPr>
       <w:r>
         <w:t xml:space="preserve">The track plays</w:t>
-      </w:r>
-      <w:r>
-        <w:t xml:space="preserve"> </w:t>
-      </w:r>
-      <w:r>
-        <w:rPr>
-          <w:rStyle w:val="TeacherNote"/>
-        </w:rPr>
-        <w:t xml:space="preserve">[Sal: your instrumental pick, about 90 seconds, no lyrics]</w:t>
       </w:r>
     </w:p>
     <w:p>
